--- a/proyecto-integradorG4.docx
+++ b/proyecto-integradorG4.docx
@@ -728,6 +728,305 @@
                     <a:xfrm>
                       <a:off x="0" y="0"/>
                       <a:ext cx="8257540" cy="4286885"/>
+                    </a:xfrm>
+                    <a:prstGeom prst="rect">
+                      <a:avLst/>
+                    </a:prstGeom>
+                  </pic:spPr>
+                </pic:pic>
+              </a:graphicData>
+            </a:graphic>
+          </wp:inline>
+        </w:drawing>
+      </w:r>
+    </w:p>
+    <w:p>
+      <w:pPr>
+        <w:spacing w:after="0" w:line="360" w:lineRule="auto"/>
+        <w:rPr>
+          <w:rFonts w:ascii="Arial" w:hAnsi="Arial" w:cs="Arial"/>
+          <w:sz w:val="24"/>
+          <w:szCs w:val="24"/>
+        </w:rPr>
+      </w:pPr>
+    </w:p>
+    <w:p>
+      <w:pPr>
+        <w:spacing w:after="0" w:line="360" w:lineRule="auto"/>
+        <w:rPr>
+          <w:rFonts w:ascii="Arial" w:hAnsi="Arial" w:cs="Arial"/>
+          <w:sz w:val="24"/>
+          <w:szCs w:val="24"/>
+        </w:rPr>
+      </w:pPr>
+    </w:p>
+    <w:p>
+      <w:pPr>
+        <w:spacing w:after="0" w:line="360" w:lineRule="auto"/>
+        <w:rPr>
+          <w:rFonts w:ascii="Arial" w:hAnsi="Arial" w:cs="Arial"/>
+          <w:sz w:val="24"/>
+          <w:szCs w:val="24"/>
+        </w:rPr>
+      </w:pPr>
+    </w:p>
+    <w:p>
+      <w:pPr>
+        <w:spacing w:after="0" w:line="360" w:lineRule="auto"/>
+        <w:rPr>
+          <w:rFonts w:ascii="Arial" w:hAnsi="Arial" w:cs="Arial"/>
+          <w:sz w:val="24"/>
+          <w:szCs w:val="24"/>
+        </w:rPr>
+      </w:pPr>
+    </w:p>
+    <w:p>
+      <w:pPr>
+        <w:spacing w:after="0" w:line="360" w:lineRule="auto"/>
+        <w:rPr>
+          <w:rFonts w:ascii="Arial" w:hAnsi="Arial" w:cs="Arial"/>
+          <w:sz w:val="24"/>
+          <w:szCs w:val="24"/>
+        </w:rPr>
+      </w:pPr>
+    </w:p>
+    <w:p>
+      <w:pPr>
+        <w:spacing w:after="0" w:line="360" w:lineRule="auto"/>
+        <w:rPr>
+          <w:rFonts w:ascii="Arial" w:hAnsi="Arial" w:cs="Arial"/>
+          <w:sz w:val="24"/>
+          <w:szCs w:val="24"/>
+        </w:rPr>
+      </w:pPr>
+      <w:r>
+        <w:rPr>
+          <w:rFonts w:ascii="Arial" w:hAnsi="Arial" w:cs="Arial"/>
+          <w:sz w:val="24"/>
+          <w:szCs w:val="24"/>
+        </w:rPr>
+        <w:lastRenderedPageBreak/>
+        <w:drawing>
+          <wp:inline distT="0" distB="0" distL="0" distR="0" wp14:anchorId="64EA764F" wp14:editId="11F547CE">
+            <wp:extent cx="8257540" cy="4306570"/>
+            <wp:effectExtent l="0" t="0" r="0" b="0"/>
+            <wp:docPr id="2084037645" name="Imagen 1"/>
+            <wp:cNvGraphicFramePr>
+              <a:graphicFrameLocks xmlns:a="http://schemas.openxmlformats.org/drawingml/2006/main" noChangeAspect="1"/>
+            </wp:cNvGraphicFramePr>
+            <a:graphic xmlns:a="http://schemas.openxmlformats.org/drawingml/2006/main">
+              <a:graphicData uri="http://schemas.openxmlformats.org/drawingml/2006/picture">
+                <pic:pic xmlns:pic="http://schemas.openxmlformats.org/drawingml/2006/picture">
+                  <pic:nvPicPr>
+                    <pic:cNvPr id="2084037645" name=""/>
+                    <pic:cNvPicPr/>
+                  </pic:nvPicPr>
+                  <pic:blipFill>
+                    <a:blip r:embed="rId8"/>
+                    <a:stretch>
+                      <a:fillRect/>
+                    </a:stretch>
+                  </pic:blipFill>
+                  <pic:spPr>
+                    <a:xfrm>
+                      <a:off x="0" y="0"/>
+                      <a:ext cx="8257540" cy="4306570"/>
+                    </a:xfrm>
+                    <a:prstGeom prst="rect">
+                      <a:avLst/>
+                    </a:prstGeom>
+                  </pic:spPr>
+                </pic:pic>
+              </a:graphicData>
+            </a:graphic>
+          </wp:inline>
+        </w:drawing>
+      </w:r>
+    </w:p>
+    <w:p>
+      <w:pPr>
+        <w:spacing w:after="0" w:line="360" w:lineRule="auto"/>
+        <w:rPr>
+          <w:rFonts w:ascii="Arial" w:hAnsi="Arial" w:cs="Arial"/>
+          <w:sz w:val="24"/>
+          <w:szCs w:val="24"/>
+        </w:rPr>
+      </w:pPr>
+    </w:p>
+    <w:p>
+      <w:pPr>
+        <w:spacing w:after="0" w:line="360" w:lineRule="auto"/>
+        <w:rPr>
+          <w:rFonts w:ascii="Arial" w:hAnsi="Arial" w:cs="Arial"/>
+          <w:sz w:val="24"/>
+          <w:szCs w:val="24"/>
+        </w:rPr>
+      </w:pPr>
+    </w:p>
+    <w:p>
+      <w:pPr>
+        <w:spacing w:after="0" w:line="360" w:lineRule="auto"/>
+        <w:rPr>
+          <w:rFonts w:ascii="Arial" w:hAnsi="Arial" w:cs="Arial"/>
+          <w:sz w:val="24"/>
+          <w:szCs w:val="24"/>
+        </w:rPr>
+      </w:pPr>
+    </w:p>
+    <w:p>
+      <w:pPr>
+        <w:spacing w:after="0" w:line="360" w:lineRule="auto"/>
+        <w:rPr>
+          <w:rFonts w:ascii="Arial" w:hAnsi="Arial" w:cs="Arial"/>
+          <w:sz w:val="24"/>
+          <w:szCs w:val="24"/>
+        </w:rPr>
+      </w:pPr>
+    </w:p>
+    <w:p>
+      <w:pPr>
+        <w:spacing w:after="0" w:line="360" w:lineRule="auto"/>
+        <w:rPr>
+          <w:rFonts w:ascii="Arial" w:hAnsi="Arial" w:cs="Arial"/>
+          <w:sz w:val="24"/>
+          <w:szCs w:val="24"/>
+        </w:rPr>
+      </w:pPr>
+      <w:r>
+        <w:rPr>
+          <w:rFonts w:ascii="Arial" w:hAnsi="Arial" w:cs="Arial"/>
+          <w:sz w:val="24"/>
+          <w:szCs w:val="24"/>
+        </w:rPr>
+        <w:lastRenderedPageBreak/>
+        <w:drawing>
+          <wp:inline distT="0" distB="0" distL="0" distR="0" wp14:anchorId="3E3606EA" wp14:editId="3CFF643F">
+            <wp:extent cx="8257540" cy="4273550"/>
+            <wp:effectExtent l="0" t="0" r="0" b="0"/>
+            <wp:docPr id="1926457018" name="Imagen 1"/>
+            <wp:cNvGraphicFramePr>
+              <a:graphicFrameLocks xmlns:a="http://schemas.openxmlformats.org/drawingml/2006/main" noChangeAspect="1"/>
+            </wp:cNvGraphicFramePr>
+            <a:graphic xmlns:a="http://schemas.openxmlformats.org/drawingml/2006/main">
+              <a:graphicData uri="http://schemas.openxmlformats.org/drawingml/2006/picture">
+                <pic:pic xmlns:pic="http://schemas.openxmlformats.org/drawingml/2006/picture">
+                  <pic:nvPicPr>
+                    <pic:cNvPr id="1926457018" name=""/>
+                    <pic:cNvPicPr/>
+                  </pic:nvPicPr>
+                  <pic:blipFill>
+                    <a:blip r:embed="rId9"/>
+                    <a:stretch>
+                      <a:fillRect/>
+                    </a:stretch>
+                  </pic:blipFill>
+                  <pic:spPr>
+                    <a:xfrm>
+                      <a:off x="0" y="0"/>
+                      <a:ext cx="8257540" cy="4273550"/>
+                    </a:xfrm>
+                    <a:prstGeom prst="rect">
+                      <a:avLst/>
+                    </a:prstGeom>
+                  </pic:spPr>
+                </pic:pic>
+              </a:graphicData>
+            </a:graphic>
+          </wp:inline>
+        </w:drawing>
+      </w:r>
+    </w:p>
+    <w:p>
+      <w:pPr>
+        <w:spacing w:after="0" w:line="360" w:lineRule="auto"/>
+        <w:rPr>
+          <w:rFonts w:ascii="Arial" w:hAnsi="Arial" w:cs="Arial"/>
+          <w:sz w:val="24"/>
+          <w:szCs w:val="24"/>
+        </w:rPr>
+      </w:pPr>
+    </w:p>
+    <w:p>
+      <w:pPr>
+        <w:spacing w:after="0" w:line="360" w:lineRule="auto"/>
+        <w:rPr>
+          <w:rFonts w:ascii="Arial" w:hAnsi="Arial" w:cs="Arial"/>
+          <w:sz w:val="24"/>
+          <w:szCs w:val="24"/>
+        </w:rPr>
+      </w:pPr>
+    </w:p>
+    <w:p>
+      <w:pPr>
+        <w:spacing w:after="0" w:line="360" w:lineRule="auto"/>
+        <w:rPr>
+          <w:rFonts w:ascii="Arial" w:hAnsi="Arial" w:cs="Arial"/>
+          <w:sz w:val="24"/>
+          <w:szCs w:val="24"/>
+        </w:rPr>
+      </w:pPr>
+    </w:p>
+    <w:p>
+      <w:pPr>
+        <w:spacing w:after="0" w:line="360" w:lineRule="auto"/>
+        <w:rPr>
+          <w:rFonts w:ascii="Arial" w:hAnsi="Arial" w:cs="Arial"/>
+          <w:sz w:val="24"/>
+          <w:szCs w:val="24"/>
+        </w:rPr>
+      </w:pPr>
+    </w:p>
+    <w:p>
+      <w:pPr>
+        <w:spacing w:after="0" w:line="360" w:lineRule="auto"/>
+        <w:rPr>
+          <w:rFonts w:ascii="Arial" w:hAnsi="Arial" w:cs="Arial"/>
+          <w:sz w:val="24"/>
+          <w:szCs w:val="24"/>
+        </w:rPr>
+      </w:pPr>
+    </w:p>
+    <w:p>
+      <w:pPr>
+        <w:spacing w:after="0" w:line="360" w:lineRule="auto"/>
+        <w:rPr>
+          <w:rFonts w:ascii="Arial" w:hAnsi="Arial" w:cs="Arial"/>
+          <w:sz w:val="24"/>
+          <w:szCs w:val="24"/>
+        </w:rPr>
+      </w:pPr>
+      <w:r>
+        <w:rPr>
+          <w:rFonts w:ascii="Arial" w:hAnsi="Arial" w:cs="Arial"/>
+          <w:sz w:val="24"/>
+          <w:szCs w:val="24"/>
+        </w:rPr>
+        <w:lastRenderedPageBreak/>
+        <w:drawing>
+          <wp:inline distT="0" distB="0" distL="0" distR="0" wp14:anchorId="39CF2781" wp14:editId="3D354AAB">
+            <wp:extent cx="8257540" cy="4505325"/>
+            <wp:effectExtent l="0" t="0" r="0" b="9525"/>
+            <wp:docPr id="1771187308" name="Imagen 1"/>
+            <wp:cNvGraphicFramePr>
+              <a:graphicFrameLocks xmlns:a="http://schemas.openxmlformats.org/drawingml/2006/main" noChangeAspect="1"/>
+            </wp:cNvGraphicFramePr>
+            <a:graphic xmlns:a="http://schemas.openxmlformats.org/drawingml/2006/main">
+              <a:graphicData uri="http://schemas.openxmlformats.org/drawingml/2006/picture">
+                <pic:pic xmlns:pic="http://schemas.openxmlformats.org/drawingml/2006/picture">
+                  <pic:nvPicPr>
+                    <pic:cNvPr id="1771187308" name=""/>
+                    <pic:cNvPicPr/>
+                  </pic:nvPicPr>
+                  <pic:blipFill>
+                    <a:blip r:embed="rId10"/>
+                    <a:stretch>
+                      <a:fillRect/>
+                    </a:stretch>
+                  </pic:blipFill>
+                  <pic:spPr>
+                    <a:xfrm>
+                      <a:off x="0" y="0"/>
+                      <a:ext cx="8257540" cy="4505325"/>
                     </a:xfrm>
                     <a:prstGeom prst="rect">
                       <a:avLst/>

--- a/proyecto-integradorG4.docx
+++ b/proyecto-integradorG4.docx
@@ -1038,6 +1038,305 @@
           </wp:inline>
         </w:drawing>
       </w:r>
+    </w:p>
+    <w:p>
+      <w:pPr>
+        <w:spacing w:after="0" w:line="360" w:lineRule="auto"/>
+        <w:rPr>
+          <w:rFonts w:ascii="Arial" w:hAnsi="Arial" w:cs="Arial"/>
+          <w:sz w:val="24"/>
+          <w:szCs w:val="24"/>
+        </w:rPr>
+      </w:pPr>
+    </w:p>
+    <w:p>
+      <w:pPr>
+        <w:spacing w:after="0" w:line="360" w:lineRule="auto"/>
+        <w:rPr>
+          <w:rFonts w:ascii="Arial" w:hAnsi="Arial" w:cs="Arial"/>
+          <w:sz w:val="24"/>
+          <w:szCs w:val="24"/>
+        </w:rPr>
+      </w:pPr>
+    </w:p>
+    <w:p>
+      <w:pPr>
+        <w:spacing w:after="0" w:line="360" w:lineRule="auto"/>
+        <w:rPr>
+          <w:rFonts w:ascii="Arial" w:hAnsi="Arial" w:cs="Arial"/>
+          <w:sz w:val="24"/>
+          <w:szCs w:val="24"/>
+        </w:rPr>
+      </w:pPr>
+    </w:p>
+    <w:p>
+      <w:pPr>
+        <w:spacing w:after="0" w:line="360" w:lineRule="auto"/>
+        <w:rPr>
+          <w:rFonts w:ascii="Arial" w:hAnsi="Arial" w:cs="Arial"/>
+          <w:sz w:val="24"/>
+          <w:szCs w:val="24"/>
+        </w:rPr>
+      </w:pPr>
+    </w:p>
+    <w:p>
+      <w:pPr>
+        <w:spacing w:after="0" w:line="360" w:lineRule="auto"/>
+        <w:rPr>
+          <w:rFonts w:ascii="Arial" w:hAnsi="Arial" w:cs="Arial"/>
+          <w:sz w:val="24"/>
+          <w:szCs w:val="24"/>
+        </w:rPr>
+      </w:pPr>
+      <w:r>
+        <w:rPr>
+          <w:rFonts w:ascii="Arial" w:hAnsi="Arial" w:cs="Arial"/>
+          <w:sz w:val="24"/>
+          <w:szCs w:val="24"/>
+        </w:rPr>
+        <w:lastRenderedPageBreak/>
+        <w:drawing>
+          <wp:inline distT="0" distB="0" distL="0" distR="0" wp14:anchorId="2A2C59C9" wp14:editId="67922B23">
+            <wp:extent cx="8257540" cy="4025265"/>
+            <wp:effectExtent l="0" t="0" r="0" b="0"/>
+            <wp:docPr id="1027151660" name="Imagen 1"/>
+            <wp:cNvGraphicFramePr>
+              <a:graphicFrameLocks xmlns:a="http://schemas.openxmlformats.org/drawingml/2006/main" noChangeAspect="1"/>
+            </wp:cNvGraphicFramePr>
+            <a:graphic xmlns:a="http://schemas.openxmlformats.org/drawingml/2006/main">
+              <a:graphicData uri="http://schemas.openxmlformats.org/drawingml/2006/picture">
+                <pic:pic xmlns:pic="http://schemas.openxmlformats.org/drawingml/2006/picture">
+                  <pic:nvPicPr>
+                    <pic:cNvPr id="1027151660" name=""/>
+                    <pic:cNvPicPr/>
+                  </pic:nvPicPr>
+                  <pic:blipFill>
+                    <a:blip r:embed="rId11"/>
+                    <a:stretch>
+                      <a:fillRect/>
+                    </a:stretch>
+                  </pic:blipFill>
+                  <pic:spPr>
+                    <a:xfrm>
+                      <a:off x="0" y="0"/>
+                      <a:ext cx="8257540" cy="4025265"/>
+                    </a:xfrm>
+                    <a:prstGeom prst="rect">
+                      <a:avLst/>
+                    </a:prstGeom>
+                  </pic:spPr>
+                </pic:pic>
+              </a:graphicData>
+            </a:graphic>
+          </wp:inline>
+        </w:drawing>
+      </w:r>
+    </w:p>
+    <w:p>
+      <w:pPr>
+        <w:spacing w:after="0" w:line="360" w:lineRule="auto"/>
+        <w:rPr>
+          <w:rFonts w:ascii="Arial" w:hAnsi="Arial" w:cs="Arial"/>
+          <w:sz w:val="24"/>
+          <w:szCs w:val="24"/>
+        </w:rPr>
+      </w:pPr>
+    </w:p>
+    <w:p>
+      <w:pPr>
+        <w:spacing w:after="0" w:line="360" w:lineRule="auto"/>
+        <w:rPr>
+          <w:rFonts w:ascii="Arial" w:hAnsi="Arial" w:cs="Arial"/>
+          <w:sz w:val="24"/>
+          <w:szCs w:val="24"/>
+        </w:rPr>
+      </w:pPr>
+    </w:p>
+    <w:p>
+      <w:pPr>
+        <w:spacing w:after="0" w:line="360" w:lineRule="auto"/>
+        <w:rPr>
+          <w:rFonts w:ascii="Arial" w:hAnsi="Arial" w:cs="Arial"/>
+          <w:sz w:val="24"/>
+          <w:szCs w:val="24"/>
+        </w:rPr>
+      </w:pPr>
+    </w:p>
+    <w:p>
+      <w:pPr>
+        <w:spacing w:after="0" w:line="360" w:lineRule="auto"/>
+        <w:rPr>
+          <w:rFonts w:ascii="Arial" w:hAnsi="Arial" w:cs="Arial"/>
+          <w:sz w:val="24"/>
+          <w:szCs w:val="24"/>
+        </w:rPr>
+      </w:pPr>
+    </w:p>
+    <w:p>
+      <w:pPr>
+        <w:spacing w:after="0" w:line="360" w:lineRule="auto"/>
+        <w:rPr>
+          <w:rFonts w:ascii="Arial" w:hAnsi="Arial" w:cs="Arial"/>
+          <w:sz w:val="24"/>
+          <w:szCs w:val="24"/>
+        </w:rPr>
+      </w:pPr>
+    </w:p>
+    <w:p>
+      <w:pPr>
+        <w:spacing w:after="0" w:line="360" w:lineRule="auto"/>
+        <w:rPr>
+          <w:rFonts w:ascii="Arial" w:hAnsi="Arial" w:cs="Arial"/>
+          <w:sz w:val="24"/>
+          <w:szCs w:val="24"/>
+        </w:rPr>
+      </w:pPr>
+    </w:p>
+    <w:p>
+      <w:pPr>
+        <w:spacing w:after="0" w:line="360" w:lineRule="auto"/>
+        <w:rPr>
+          <w:rFonts w:ascii="Arial" w:hAnsi="Arial" w:cs="Arial"/>
+          <w:sz w:val="24"/>
+          <w:szCs w:val="24"/>
+        </w:rPr>
+      </w:pPr>
+      <w:r>
+        <w:rPr>
+          <w:rFonts w:ascii="Arial" w:hAnsi="Arial" w:cs="Arial"/>
+          <w:sz w:val="24"/>
+          <w:szCs w:val="24"/>
+        </w:rPr>
+        <w:lastRenderedPageBreak/>
+        <w:drawing>
+          <wp:inline distT="0" distB="0" distL="0" distR="0" wp14:anchorId="39928178" wp14:editId="0AACD8EC">
+            <wp:extent cx="8257540" cy="4424045"/>
+            <wp:effectExtent l="0" t="0" r="0" b="0"/>
+            <wp:docPr id="87805607" name="Imagen 1"/>
+            <wp:cNvGraphicFramePr>
+              <a:graphicFrameLocks xmlns:a="http://schemas.openxmlformats.org/drawingml/2006/main" noChangeAspect="1"/>
+            </wp:cNvGraphicFramePr>
+            <a:graphic xmlns:a="http://schemas.openxmlformats.org/drawingml/2006/main">
+              <a:graphicData uri="http://schemas.openxmlformats.org/drawingml/2006/picture">
+                <pic:pic xmlns:pic="http://schemas.openxmlformats.org/drawingml/2006/picture">
+                  <pic:nvPicPr>
+                    <pic:cNvPr id="87805607" name=""/>
+                    <pic:cNvPicPr/>
+                  </pic:nvPicPr>
+                  <pic:blipFill>
+                    <a:blip r:embed="rId12"/>
+                    <a:stretch>
+                      <a:fillRect/>
+                    </a:stretch>
+                  </pic:blipFill>
+                  <pic:spPr>
+                    <a:xfrm>
+                      <a:off x="0" y="0"/>
+                      <a:ext cx="8257540" cy="4424045"/>
+                    </a:xfrm>
+                    <a:prstGeom prst="rect">
+                      <a:avLst/>
+                    </a:prstGeom>
+                  </pic:spPr>
+                </pic:pic>
+              </a:graphicData>
+            </a:graphic>
+          </wp:inline>
+        </w:drawing>
+      </w:r>
+    </w:p>
+    <w:p>
+      <w:pPr>
+        <w:spacing w:after="0" w:line="360" w:lineRule="auto"/>
+        <w:rPr>
+          <w:rFonts w:ascii="Arial" w:hAnsi="Arial" w:cs="Arial"/>
+          <w:sz w:val="24"/>
+          <w:szCs w:val="24"/>
+        </w:rPr>
+      </w:pPr>
+    </w:p>
+    <w:p>
+      <w:pPr>
+        <w:spacing w:after="0" w:line="360" w:lineRule="auto"/>
+        <w:rPr>
+          <w:rFonts w:ascii="Arial" w:hAnsi="Arial" w:cs="Arial"/>
+          <w:sz w:val="24"/>
+          <w:szCs w:val="24"/>
+        </w:rPr>
+      </w:pPr>
+    </w:p>
+    <w:p>
+      <w:pPr>
+        <w:spacing w:after="0" w:line="360" w:lineRule="auto"/>
+        <w:rPr>
+          <w:rFonts w:ascii="Arial" w:hAnsi="Arial" w:cs="Arial"/>
+          <w:sz w:val="24"/>
+          <w:szCs w:val="24"/>
+        </w:rPr>
+      </w:pPr>
+    </w:p>
+    <w:p>
+      <w:pPr>
+        <w:spacing w:after="0" w:line="360" w:lineRule="auto"/>
+        <w:rPr>
+          <w:rFonts w:ascii="Arial" w:hAnsi="Arial" w:cs="Arial"/>
+          <w:sz w:val="24"/>
+          <w:szCs w:val="24"/>
+        </w:rPr>
+      </w:pPr>
+      <w:r>
+        <w:rPr>
+          <w:rFonts w:ascii="Arial" w:hAnsi="Arial" w:cs="Arial"/>
+          <w:sz w:val="24"/>
+          <w:szCs w:val="24"/>
+        </w:rPr>
+        <w:lastRenderedPageBreak/>
+        <w:drawing>
+          <wp:inline distT="0" distB="0" distL="0" distR="0" wp14:anchorId="6C00A3A1" wp14:editId="46D6B377">
+            <wp:extent cx="8257540" cy="4832985"/>
+            <wp:effectExtent l="0" t="0" r="0" b="5715"/>
+            <wp:docPr id="1589117675" name="Imagen 1"/>
+            <wp:cNvGraphicFramePr>
+              <a:graphicFrameLocks xmlns:a="http://schemas.openxmlformats.org/drawingml/2006/main" noChangeAspect="1"/>
+            </wp:cNvGraphicFramePr>
+            <a:graphic xmlns:a="http://schemas.openxmlformats.org/drawingml/2006/main">
+              <a:graphicData uri="http://schemas.openxmlformats.org/drawingml/2006/picture">
+                <pic:pic xmlns:pic="http://schemas.openxmlformats.org/drawingml/2006/picture">
+                  <pic:nvPicPr>
+                    <pic:cNvPr id="1589117675" name=""/>
+                    <pic:cNvPicPr/>
+                  </pic:nvPicPr>
+                  <pic:blipFill>
+                    <a:blip r:embed="rId13"/>
+                    <a:stretch>
+                      <a:fillRect/>
+                    </a:stretch>
+                  </pic:blipFill>
+                  <pic:spPr>
+                    <a:xfrm>
+                      <a:off x="0" y="0"/>
+                      <a:ext cx="8257540" cy="4832985"/>
+                    </a:xfrm>
+                    <a:prstGeom prst="rect">
+                      <a:avLst/>
+                    </a:prstGeom>
+                  </pic:spPr>
+                </pic:pic>
+              </a:graphicData>
+            </a:graphic>
+          </wp:inline>
+        </w:drawing>
+      </w:r>
+    </w:p>
+    <w:p>
+      <w:pPr>
+        <w:spacing w:after="0" w:line="360" w:lineRule="auto"/>
+        <w:rPr>
+          <w:rFonts w:ascii="Arial" w:hAnsi="Arial" w:cs="Arial"/>
+          <w:sz w:val="24"/>
+          <w:szCs w:val="24"/>
+        </w:rPr>
+      </w:pPr>
     </w:p>
     <w:sectPr>
       <w:pgSz w:w="15840" w:h="12240" w:orient="landscape"/>

--- a/proyecto-integradorG4.docx
+++ b/proyecto-integradorG4.docx
@@ -1337,6 +1337,69 @@
           <w:szCs w:val="24"/>
         </w:rPr>
       </w:pPr>
+    </w:p>
+    <w:p>
+      <w:pPr>
+        <w:spacing w:after="0" w:line="360" w:lineRule="auto"/>
+        <w:rPr>
+          <w:rFonts w:ascii="Arial" w:hAnsi="Arial" w:cs="Arial"/>
+          <w:sz w:val="24"/>
+          <w:szCs w:val="24"/>
+        </w:rPr>
+      </w:pPr>
+    </w:p>
+    <w:p>
+      <w:pPr>
+        <w:spacing w:after="0" w:line="360" w:lineRule="auto"/>
+        <w:rPr>
+          <w:rFonts w:ascii="Arial" w:hAnsi="Arial" w:cs="Arial"/>
+          <w:sz w:val="24"/>
+          <w:szCs w:val="24"/>
+        </w:rPr>
+      </w:pPr>
+      <w:r>
+        <w:rPr>
+          <w:rFonts w:ascii="Arial" w:hAnsi="Arial" w:cs="Arial"/>
+          <w:sz w:val="24"/>
+          <w:szCs w:val="24"/>
+        </w:rPr>
+        <w:lastRenderedPageBreak/>
+        <w:drawing>
+          <wp:inline distT="0" distB="0" distL="0" distR="0" wp14:anchorId="6C03EC8D" wp14:editId="50270305">
+            <wp:extent cx="8257540" cy="4340860"/>
+            <wp:effectExtent l="0" t="0" r="0" b="2540"/>
+            <wp:docPr id="1433828931" name="Imagen 1"/>
+            <wp:cNvGraphicFramePr>
+              <a:graphicFrameLocks xmlns:a="http://schemas.openxmlformats.org/drawingml/2006/main" noChangeAspect="1"/>
+            </wp:cNvGraphicFramePr>
+            <a:graphic xmlns:a="http://schemas.openxmlformats.org/drawingml/2006/main">
+              <a:graphicData uri="http://schemas.openxmlformats.org/drawingml/2006/picture">
+                <pic:pic xmlns:pic="http://schemas.openxmlformats.org/drawingml/2006/picture">
+                  <pic:nvPicPr>
+                    <pic:cNvPr id="1433828931" name=""/>
+                    <pic:cNvPicPr/>
+                  </pic:nvPicPr>
+                  <pic:blipFill>
+                    <a:blip r:embed="rId14"/>
+                    <a:stretch>
+                      <a:fillRect/>
+                    </a:stretch>
+                  </pic:blipFill>
+                  <pic:spPr>
+                    <a:xfrm>
+                      <a:off x="0" y="0"/>
+                      <a:ext cx="8257540" cy="4340860"/>
+                    </a:xfrm>
+                    <a:prstGeom prst="rect">
+                      <a:avLst/>
+                    </a:prstGeom>
+                  </pic:spPr>
+                </pic:pic>
+              </a:graphicData>
+            </a:graphic>
+          </wp:inline>
+        </w:drawing>
+      </w:r>
     </w:p>
     <w:sectPr>
       <w:pgSz w:w="15840" w:h="12240" w:orient="landscape"/>

--- a/proyecto-integradorG4.docx
+++ b/proyecto-integradorG4.docx
@@ -1400,6 +1400,252 @@
           </wp:inline>
         </w:drawing>
       </w:r>
+    </w:p>
+    <w:p>
+      <w:pPr>
+        <w:spacing w:after="0" w:line="360" w:lineRule="auto"/>
+        <w:rPr>
+          <w:rFonts w:ascii="Arial" w:hAnsi="Arial" w:cs="Arial"/>
+          <w:sz w:val="24"/>
+          <w:szCs w:val="24"/>
+        </w:rPr>
+      </w:pPr>
+    </w:p>
+    <w:p>
+      <w:pPr>
+        <w:spacing w:after="0" w:line="360" w:lineRule="auto"/>
+        <w:rPr>
+          <w:rFonts w:ascii="Arial" w:hAnsi="Arial" w:cs="Arial"/>
+          <w:sz w:val="24"/>
+          <w:szCs w:val="24"/>
+        </w:rPr>
+      </w:pPr>
+    </w:p>
+    <w:p>
+      <w:pPr>
+        <w:spacing w:after="0" w:line="360" w:lineRule="auto"/>
+        <w:rPr>
+          <w:rFonts w:ascii="Arial" w:hAnsi="Arial" w:cs="Arial"/>
+          <w:sz w:val="24"/>
+          <w:szCs w:val="24"/>
+        </w:rPr>
+      </w:pPr>
+    </w:p>
+    <w:p>
+      <w:pPr>
+        <w:spacing w:after="0" w:line="360" w:lineRule="auto"/>
+        <w:rPr>
+          <w:rFonts w:ascii="Arial" w:hAnsi="Arial" w:cs="Arial"/>
+          <w:sz w:val="24"/>
+          <w:szCs w:val="24"/>
+        </w:rPr>
+      </w:pPr>
+    </w:p>
+    <w:p>
+      <w:pPr>
+        <w:spacing w:after="0" w:line="360" w:lineRule="auto"/>
+        <w:rPr>
+          <w:rFonts w:ascii="Arial" w:hAnsi="Arial" w:cs="Arial"/>
+          <w:sz w:val="24"/>
+          <w:szCs w:val="24"/>
+        </w:rPr>
+      </w:pPr>
+      <w:r>
+        <w:rPr>
+          <w:rFonts w:ascii="Arial" w:hAnsi="Arial" w:cs="Arial"/>
+          <w:sz w:val="24"/>
+          <w:szCs w:val="24"/>
+        </w:rPr>
+        <w:lastRenderedPageBreak/>
+        <w:drawing>
+          <wp:inline distT="0" distB="0" distL="0" distR="0" wp14:anchorId="15318825" wp14:editId="6A76D45A">
+            <wp:extent cx="8257540" cy="4700905"/>
+            <wp:effectExtent l="0" t="0" r="0" b="4445"/>
+            <wp:docPr id="1281444703" name="Imagen 1"/>
+            <wp:cNvGraphicFramePr>
+              <a:graphicFrameLocks xmlns:a="http://schemas.openxmlformats.org/drawingml/2006/main" noChangeAspect="1"/>
+            </wp:cNvGraphicFramePr>
+            <a:graphic xmlns:a="http://schemas.openxmlformats.org/drawingml/2006/main">
+              <a:graphicData uri="http://schemas.openxmlformats.org/drawingml/2006/picture">
+                <pic:pic xmlns:pic="http://schemas.openxmlformats.org/drawingml/2006/picture">
+                  <pic:nvPicPr>
+                    <pic:cNvPr id="1281444703" name=""/>
+                    <pic:cNvPicPr/>
+                  </pic:nvPicPr>
+                  <pic:blipFill>
+                    <a:blip r:embed="rId15"/>
+                    <a:stretch>
+                      <a:fillRect/>
+                    </a:stretch>
+                  </pic:blipFill>
+                  <pic:spPr>
+                    <a:xfrm>
+                      <a:off x="0" y="0"/>
+                      <a:ext cx="8257540" cy="4700905"/>
+                    </a:xfrm>
+                    <a:prstGeom prst="rect">
+                      <a:avLst/>
+                    </a:prstGeom>
+                  </pic:spPr>
+                </pic:pic>
+              </a:graphicData>
+            </a:graphic>
+          </wp:inline>
+        </w:drawing>
+      </w:r>
+    </w:p>
+    <w:p>
+      <w:pPr>
+        <w:spacing w:after="0" w:line="360" w:lineRule="auto"/>
+        <w:rPr>
+          <w:rFonts w:ascii="Arial" w:hAnsi="Arial" w:cs="Arial"/>
+          <w:sz w:val="24"/>
+          <w:szCs w:val="24"/>
+        </w:rPr>
+      </w:pPr>
+    </w:p>
+    <w:p>
+      <w:pPr>
+        <w:spacing w:after="0" w:line="360" w:lineRule="auto"/>
+        <w:rPr>
+          <w:rFonts w:ascii="Arial" w:hAnsi="Arial" w:cs="Arial"/>
+          <w:sz w:val="24"/>
+          <w:szCs w:val="24"/>
+        </w:rPr>
+      </w:pPr>
+    </w:p>
+    <w:p>
+      <w:pPr>
+        <w:spacing w:after="0" w:line="360" w:lineRule="auto"/>
+        <w:rPr>
+          <w:rFonts w:ascii="Arial" w:hAnsi="Arial" w:cs="Arial"/>
+          <w:sz w:val="24"/>
+          <w:szCs w:val="24"/>
+        </w:rPr>
+      </w:pPr>
+    </w:p>
+    <w:p>
+      <w:pPr>
+        <w:spacing w:after="0" w:line="360" w:lineRule="auto"/>
+        <w:rPr>
+          <w:rFonts w:ascii="Arial" w:hAnsi="Arial" w:cs="Arial"/>
+          <w:sz w:val="24"/>
+          <w:szCs w:val="24"/>
+        </w:rPr>
+      </w:pPr>
+      <w:r>
+        <w:rPr>
+          <w:rFonts w:ascii="Arial" w:hAnsi="Arial" w:cs="Arial"/>
+          <w:sz w:val="24"/>
+          <w:szCs w:val="24"/>
+        </w:rPr>
+        <w:lastRenderedPageBreak/>
+        <w:drawing>
+          <wp:inline distT="0" distB="0" distL="0" distR="0" wp14:anchorId="25714136" wp14:editId="674144C9">
+            <wp:extent cx="8257540" cy="4281805"/>
+            <wp:effectExtent l="0" t="0" r="0" b="4445"/>
+            <wp:docPr id="429925977" name="Imagen 1"/>
+            <wp:cNvGraphicFramePr>
+              <a:graphicFrameLocks xmlns:a="http://schemas.openxmlformats.org/drawingml/2006/main" noChangeAspect="1"/>
+            </wp:cNvGraphicFramePr>
+            <a:graphic xmlns:a="http://schemas.openxmlformats.org/drawingml/2006/main">
+              <a:graphicData uri="http://schemas.openxmlformats.org/drawingml/2006/picture">
+                <pic:pic xmlns:pic="http://schemas.openxmlformats.org/drawingml/2006/picture">
+                  <pic:nvPicPr>
+                    <pic:cNvPr id="429925977" name=""/>
+                    <pic:cNvPicPr/>
+                  </pic:nvPicPr>
+                  <pic:blipFill>
+                    <a:blip r:embed="rId16"/>
+                    <a:stretch>
+                      <a:fillRect/>
+                    </a:stretch>
+                  </pic:blipFill>
+                  <pic:spPr>
+                    <a:xfrm>
+                      <a:off x="0" y="0"/>
+                      <a:ext cx="8257540" cy="4281805"/>
+                    </a:xfrm>
+                    <a:prstGeom prst="rect">
+                      <a:avLst/>
+                    </a:prstGeom>
+                  </pic:spPr>
+                </pic:pic>
+              </a:graphicData>
+            </a:graphic>
+          </wp:inline>
+        </w:drawing>
+      </w:r>
+    </w:p>
+    <w:p>
+      <w:pPr>
+        <w:spacing w:after="0" w:line="360" w:lineRule="auto"/>
+        <w:rPr>
+          <w:rFonts w:ascii="Arial" w:hAnsi="Arial" w:cs="Arial"/>
+          <w:sz w:val="24"/>
+          <w:szCs w:val="24"/>
+        </w:rPr>
+      </w:pPr>
+    </w:p>
+    <w:p>
+      <w:pPr>
+        <w:spacing w:after="0" w:line="360" w:lineRule="auto"/>
+        <w:rPr>
+          <w:rFonts w:ascii="Arial" w:hAnsi="Arial" w:cs="Arial"/>
+          <w:sz w:val="24"/>
+          <w:szCs w:val="24"/>
+        </w:rPr>
+      </w:pPr>
+    </w:p>
+    <w:p>
+      <w:pPr>
+        <w:spacing w:after="0" w:line="360" w:lineRule="auto"/>
+        <w:rPr>
+          <w:rFonts w:ascii="Arial" w:hAnsi="Arial" w:cs="Arial"/>
+          <w:sz w:val="24"/>
+          <w:szCs w:val="24"/>
+        </w:rPr>
+      </w:pPr>
+    </w:p>
+    <w:p>
+      <w:pPr>
+        <w:spacing w:after="0" w:line="360" w:lineRule="auto"/>
+        <w:rPr>
+          <w:rFonts w:ascii="Arial" w:hAnsi="Arial" w:cs="Arial"/>
+          <w:sz w:val="24"/>
+          <w:szCs w:val="24"/>
+        </w:rPr>
+      </w:pPr>
+    </w:p>
+    <w:p>
+      <w:pPr>
+        <w:spacing w:after="0" w:line="360" w:lineRule="auto"/>
+        <w:rPr>
+          <w:rFonts w:ascii="Arial" w:hAnsi="Arial" w:cs="Arial"/>
+          <w:sz w:val="24"/>
+          <w:szCs w:val="24"/>
+        </w:rPr>
+      </w:pPr>
+    </w:p>
+    <w:p>
+      <w:pPr>
+        <w:spacing w:after="0" w:line="360" w:lineRule="auto"/>
+        <w:rPr>
+          <w:rFonts w:ascii="Arial" w:hAnsi="Arial" w:cs="Arial"/>
+          <w:sz w:val="24"/>
+          <w:szCs w:val="24"/>
+        </w:rPr>
+      </w:pPr>
+    </w:p>
+    <w:p>
+      <w:pPr>
+        <w:spacing w:after="0" w:line="360" w:lineRule="auto"/>
+        <w:rPr>
+          <w:rFonts w:ascii="Arial" w:hAnsi="Arial" w:cs="Arial"/>
+          <w:sz w:val="24"/>
+          <w:szCs w:val="24"/>
+        </w:rPr>
+      </w:pPr>
     </w:p>
     <w:sectPr>
       <w:pgSz w:w="15840" w:h="12240" w:orient="landscape"/>

--- a/proyecto-integradorG4.docx
+++ b/proyecto-integradorG4.docx
@@ -127,7 +127,7 @@
                     <pic:cNvPicPr/>
                   </pic:nvPicPr>
                   <pic:blipFill>
-                    <a:blip r:embed="rId4"/>
+                    <a:blip r:embed="rId5"/>
                     <a:stretch>
                       <a:fillRect/>
                     </a:stretch>
@@ -550,7 +550,7 @@
         <w:lastRenderedPageBreak/>
         <w:t xml:space="preserve">ENLACE: </w:t>
       </w:r>
-      <w:hyperlink r:id="rId5" w:history="1">
+      <w:hyperlink r:id="rId6" w:history="1">
         <w:r>
           <w:rPr>
             <w:rStyle w:val="Hipervnculo"/>
@@ -616,7 +616,7 @@
                     <pic:cNvPicPr/>
                   </pic:nvPicPr>
                   <pic:blipFill>
-                    <a:blip r:embed="rId6"/>
+                    <a:blip r:embed="rId7"/>
                     <a:stretch>
                       <a:fillRect/>
                     </a:stretch>
@@ -719,7 +719,7 @@
                     <pic:cNvPicPr/>
                   </pic:nvPicPr>
                   <pic:blipFill>
-                    <a:blip r:embed="rId7"/>
+                    <a:blip r:embed="rId8"/>
                     <a:stretch>
                       <a:fillRect/>
                     </a:stretch>
@@ -822,7 +822,7 @@
                     <pic:cNvPicPr/>
                   </pic:nvPicPr>
                   <pic:blipFill>
-                    <a:blip r:embed="rId8"/>
+                    <a:blip r:embed="rId9"/>
                     <a:stretch>
                       <a:fillRect/>
                     </a:stretch>
@@ -915,7 +915,7 @@
                     <pic:cNvPicPr/>
                   </pic:nvPicPr>
                   <pic:blipFill>
-                    <a:blip r:embed="rId9"/>
+                    <a:blip r:embed="rId10"/>
                     <a:stretch>
                       <a:fillRect/>
                     </a:stretch>
@@ -1018,7 +1018,7 @@
                     <pic:cNvPicPr/>
                   </pic:nvPicPr>
                   <pic:blipFill>
-                    <a:blip r:embed="rId10"/>
+                    <a:blip r:embed="rId11"/>
                     <a:stretch>
                       <a:fillRect/>
                     </a:stretch>
@@ -1111,7 +1111,7 @@
                     <pic:cNvPicPr/>
                   </pic:nvPicPr>
                   <pic:blipFill>
-                    <a:blip r:embed="rId11"/>
+                    <a:blip r:embed="rId12"/>
                     <a:stretch>
                       <a:fillRect/>
                     </a:stretch>
@@ -1224,7 +1224,7 @@
                     <pic:cNvPicPr/>
                   </pic:nvPicPr>
                   <pic:blipFill>
-                    <a:blip r:embed="rId12"/>
+                    <a:blip r:embed="rId13"/>
                     <a:stretch>
                       <a:fillRect/>
                     </a:stretch>
@@ -1307,7 +1307,7 @@
                     <pic:cNvPicPr/>
                   </pic:nvPicPr>
                   <pic:blipFill>
-                    <a:blip r:embed="rId13"/>
+                    <a:blip r:embed="rId14"/>
                     <a:stretch>
                       <a:fillRect/>
                     </a:stretch>
@@ -1380,7 +1380,7 @@
                     <pic:cNvPicPr/>
                   </pic:nvPicPr>
                   <pic:blipFill>
-                    <a:blip r:embed="rId14"/>
+                    <a:blip r:embed="rId15"/>
                     <a:stretch>
                       <a:fillRect/>
                     </a:stretch>
@@ -1473,7 +1473,7 @@
                     <pic:cNvPicPr/>
                   </pic:nvPicPr>
                   <pic:blipFill>
-                    <a:blip r:embed="rId15"/>
+                    <a:blip r:embed="rId16"/>
                     <a:stretch>
                       <a:fillRect/>
                     </a:stretch>
@@ -1556,7 +1556,7 @@
                     <pic:cNvPicPr/>
                   </pic:nvPicPr>
                   <pic:blipFill>
-                    <a:blip r:embed="rId16"/>
+                    <a:blip r:embed="rId17"/>
                     <a:stretch>
                       <a:fillRect/>
                     </a:stretch>
@@ -1627,26 +1627,6 @@
         </w:rPr>
       </w:pPr>
     </w:p>
-    <w:p>
-      <w:pPr>
-        <w:spacing w:after="0" w:line="360" w:lineRule="auto"/>
-        <w:rPr>
-          <w:rFonts w:ascii="Arial" w:hAnsi="Arial" w:cs="Arial"/>
-          <w:sz w:val="24"/>
-          <w:szCs w:val="24"/>
-        </w:rPr>
-      </w:pPr>
-    </w:p>
-    <w:p>
-      <w:pPr>
-        <w:spacing w:after="0" w:line="360" w:lineRule="auto"/>
-        <w:rPr>
-          <w:rFonts w:ascii="Arial" w:hAnsi="Arial" w:cs="Arial"/>
-          <w:sz w:val="24"/>
-          <w:szCs w:val="24"/>
-        </w:rPr>
-      </w:pPr>
-    </w:p>
     <w:sectPr>
       <w:pgSz w:w="15840" w:h="12240" w:orient="landscape"/>
       <w:pgMar w:top="1701" w:right="1418" w:bottom="1701" w:left="1418" w:header="709" w:footer="709" w:gutter="0"/>
@@ -1661,6 +1641,10 @@
     </w:sectPr>
   </w:body>
 </w:document>
+</file>
+
+<file path=word/numbering.xml><?xml version="1.0" encoding="utf-8"?>
+<w:numbering xmlns:wpc="http://schemas.microsoft.com/office/word/2010/wordprocessingCanvas" xmlns:cx="http://schemas.microsoft.com/office/drawing/2014/chartex" xmlns:cx1="http://schemas.microsoft.com/office/drawing/2015/9/8/chartex" xmlns:cx2="http://schemas.microsoft.com/office/drawing/2015/10/21/chartex" xmlns:cx3="http://schemas.microsoft.com/office/drawing/2016/5/9/chartex" xmlns:cx4="http://schemas.microsoft.com/office/drawing/2016/5/10/chartex" xmlns:cx5="http://schemas.microsoft.com/office/drawing/2016/5/11/chartex" xmlns:cx6="http://schemas.microsoft.com/office/drawing/2016/5/12/chartex" xmlns:cx7="http://schemas.microsoft.com/office/drawing/2016/5/13/chartex" xmlns:cx8="http://schemas.microsoft.com/office/drawing/2016/5/14/chartex" xmlns:mc="http://schemas.openxmlformats.org/markup-compatibility/2006" xmlns:aink="http://schemas.microsoft.com/office/drawing/2016/ink" xmlns:am3d="http://schemas.microsoft.com/office/drawing/2017/model3d" xmlns:o="urn:schemas-microsoft-com:office:office" xmlns:oel="http://schemas.microsoft.com/office/2019/extlst" xmlns:r="http://schemas.openxmlformats.org/officeDocument/2006/relationships" xmlns:m="http://schemas.openxmlformats.org/officeDocument/2006/math" xmlns:v="urn:schemas-microsoft-com:vml" xmlns:wp14="http://schemas.microsoft.com/office/word/2010/wordprocessingDrawing" xmlns:wp="http://schemas.openxmlformats.org/drawingml/2006/wordprocessingDrawing" xmlns:w10="urn:schemas-microsoft-com:office:word" xmlns:w="http://schemas.openxmlformats.org/wordprocessingml/2006/main" xmlns:w14="http://schemas.microsoft.com/office/word/2010/wordml" xmlns:w15="http://schemas.microsoft.com/office/word/2012/wordml" xmlns:w16cex="http://schemas.microsoft.com/office/word/2018/wordml/cex" xmlns:w16cid="http://schemas.microsoft.com/office/word/2016/wordml/cid" xmlns:w16="http://schemas.microsoft.com/office/word/2018/wordml" xmlns:w16du="http://schemas.microsoft.com/office/word/2023/wordml/word16du" xmlns:w16sdtdh="http://schemas.microsoft.com/office/word/2020/wordml/sdtdatahash" xmlns:w16sdtfl="http://schemas.microsoft.com/office/word/2024/wordml/sdtformatlock" xmlns:w16se="http://schemas.microsoft.com/office/word/2015/wordml/symex" xmlns:wpg="http://schemas.microsoft.com/office/word/2010/wordprocessingGroup" xmlns:wpi="http://schemas.microsoft.com/office/word/2010/wordprocessingInk" xmlns:wne="http://schemas.microsoft.com/office/word/2006/wordml" xmlns:wps="http://schemas.microsoft.com/office/word/2010/wordprocessingShape" mc:Ignorable="w14 w15 w16se w16cid w16 w16cex w16sdtdh w16sdtfl w16du wp14"/>
 </file>
 
 <file path=word/styles.xml><?xml version="1.0" encoding="utf-8"?>

--- a/proyecto-integradorG4.docx
+++ b/proyecto-integradorG4.docx
@@ -699,6 +699,7 @@
       <w:r>
         <w:rPr>
           <w:rFonts w:ascii="Arial" w:hAnsi="Arial" w:cs="Arial"/>
+          <w:noProof/>
           <w:sz w:val="24"/>
           <w:szCs w:val="24"/>
         </w:rPr>
@@ -802,6 +803,7 @@
       <w:r>
         <w:rPr>
           <w:rFonts w:ascii="Arial" w:hAnsi="Arial" w:cs="Arial"/>
+          <w:noProof/>
           <w:sz w:val="24"/>
           <w:szCs w:val="24"/>
         </w:rPr>
@@ -895,6 +897,7 @@
       <w:r>
         <w:rPr>
           <w:rFonts w:ascii="Arial" w:hAnsi="Arial" w:cs="Arial"/>
+          <w:noProof/>
           <w:sz w:val="24"/>
           <w:szCs w:val="24"/>
         </w:rPr>
@@ -998,6 +1001,7 @@
       <w:r>
         <w:rPr>
           <w:rFonts w:ascii="Arial" w:hAnsi="Arial" w:cs="Arial"/>
+          <w:noProof/>
           <w:sz w:val="24"/>
           <w:szCs w:val="24"/>
         </w:rPr>
@@ -1091,6 +1095,7 @@
       <w:r>
         <w:rPr>
           <w:rFonts w:ascii="Arial" w:hAnsi="Arial" w:cs="Arial"/>
+          <w:noProof/>
           <w:sz w:val="24"/>
           <w:szCs w:val="24"/>
         </w:rPr>
@@ -1204,6 +1209,7 @@
       <w:r>
         <w:rPr>
           <w:rFonts w:ascii="Arial" w:hAnsi="Arial" w:cs="Arial"/>
+          <w:noProof/>
           <w:sz w:val="24"/>
           <w:szCs w:val="24"/>
         </w:rPr>
@@ -1287,6 +1293,7 @@
       <w:r>
         <w:rPr>
           <w:rFonts w:ascii="Arial" w:hAnsi="Arial" w:cs="Arial"/>
+          <w:noProof/>
           <w:sz w:val="24"/>
           <w:szCs w:val="24"/>
         </w:rPr>
@@ -1360,6 +1367,7 @@
       <w:r>
         <w:rPr>
           <w:rFonts w:ascii="Arial" w:hAnsi="Arial" w:cs="Arial"/>
+          <w:noProof/>
           <w:sz w:val="24"/>
           <w:szCs w:val="24"/>
         </w:rPr>
@@ -1453,6 +1461,7 @@
       <w:r>
         <w:rPr>
           <w:rFonts w:ascii="Arial" w:hAnsi="Arial" w:cs="Arial"/>
+          <w:noProof/>
           <w:sz w:val="24"/>
           <w:szCs w:val="24"/>
         </w:rPr>
@@ -1536,6 +1545,7 @@
       <w:r>
         <w:rPr>
           <w:rFonts w:ascii="Arial" w:hAnsi="Arial" w:cs="Arial"/>
+          <w:noProof/>
           <w:sz w:val="24"/>
           <w:szCs w:val="24"/>
         </w:rPr>
@@ -1627,6 +1637,505 @@
         </w:rPr>
       </w:pPr>
     </w:p>
+    <w:p>
+      <w:pPr>
+        <w:spacing w:after="0" w:line="360" w:lineRule="auto"/>
+        <w:ind w:left="720"/>
+        <w:jc w:val="both"/>
+        <w:rPr>
+          <w:rFonts w:ascii="Arial" w:hAnsi="Arial" w:cs="Arial"/>
+          <w:sz w:val="24"/>
+          <w:szCs w:val="24"/>
+          <w:u w:val="single"/>
+        </w:rPr>
+      </w:pPr>
+      <w:r>
+        <w:rPr>
+          <w:rFonts w:ascii="Arial" w:hAnsi="Arial" w:cs="Arial"/>
+          <w:sz w:val="24"/>
+          <w:szCs w:val="24"/>
+          <w:u w:val="single"/>
+        </w:rPr>
+        <w:lastRenderedPageBreak/>
+        <w:t>RESPUESTAS</w:t>
+      </w:r>
+    </w:p>
+    <w:p>
+      <w:pPr>
+        <w:numPr>
+          <w:ilvl w:val="0"/>
+          <w:numId w:val="1"/>
+        </w:numPr>
+        <w:spacing w:after="0" w:line="360" w:lineRule="auto"/>
+        <w:jc w:val="both"/>
+        <w:rPr>
+          <w:rFonts w:ascii="Arial" w:hAnsi="Arial" w:cs="Arial"/>
+          <w:sz w:val="24"/>
+          <w:szCs w:val="24"/>
+        </w:rPr>
+      </w:pPr>
+      <w:r>
+        <w:rPr>
+          <w:rFonts w:ascii="Arial" w:hAnsi="Arial" w:cs="Arial"/>
+          <w:b/>
+          <w:bCs/>
+          <w:sz w:val="24"/>
+          <w:szCs w:val="24"/>
+        </w:rPr>
+        <w:t>¿La clase auditada cumple una única responsabilidad?</w:t>
+      </w:r>
+    </w:p>
+    <w:p>
+      <w:pPr>
+        <w:spacing w:after="0" w:line="360" w:lineRule="auto"/>
+        <w:ind w:left="1440"/>
+        <w:jc w:val="both"/>
+        <w:rPr>
+          <w:rFonts w:ascii="Arial" w:hAnsi="Arial" w:cs="Arial"/>
+          <w:sz w:val="24"/>
+          <w:szCs w:val="24"/>
+        </w:rPr>
+      </w:pPr>
+      <w:r>
+        <w:rPr>
+          <w:rFonts w:ascii="Arial" w:hAnsi="Arial" w:cs="Arial"/>
+          <w:b/>
+          <w:bCs/>
+          <w:sz w:val="24"/>
+          <w:szCs w:val="24"/>
+        </w:rPr>
+        <w:t>Respuesta:</w:t>
+      </w:r>
+      <w:r>
+        <w:rPr>
+          <w:rFonts w:ascii="Arial" w:hAnsi="Arial" w:cs="Arial"/>
+          <w:sz w:val="24"/>
+          <w:szCs w:val="24"/>
+        </w:rPr>
+        <w:t xml:space="preserve"> Sí. La clase auditada se enfoca exclusivamente en mantener la representación de los elementos del dominio y sus reglas asociadas. Sin embargo, en versiones preliminares se detectó que la lógica de generación de reportes o formateo de salida estaba mezclada en la misma clase. Se sugiere mantener la responsabilidad de presentación fuera del modelo de dominio.</w:t>
+      </w:r>
+    </w:p>
+    <w:p>
+      <w:pPr>
+        <w:numPr>
+          <w:ilvl w:val="0"/>
+          <w:numId w:val="1"/>
+        </w:numPr>
+        <w:spacing w:after="0" w:line="360" w:lineRule="auto"/>
+        <w:jc w:val="both"/>
+        <w:rPr>
+          <w:rFonts w:ascii="Arial" w:hAnsi="Arial" w:cs="Arial"/>
+          <w:sz w:val="24"/>
+          <w:szCs w:val="24"/>
+        </w:rPr>
+      </w:pPr>
+      <w:r>
+        <w:rPr>
+          <w:rFonts w:ascii="Arial" w:hAnsi="Arial" w:cs="Arial"/>
+          <w:b/>
+          <w:bCs/>
+          <w:sz w:val="24"/>
+          <w:szCs w:val="24"/>
+        </w:rPr>
+        <w:t>¿Algún método de acceso (</w:t>
+      </w:r>
+      <w:proofErr w:type="spellStart"/>
+      <w:r>
+        <w:rPr>
+          <w:rFonts w:ascii="Arial" w:hAnsi="Arial" w:cs="Arial"/>
+          <w:b/>
+          <w:bCs/>
+          <w:sz w:val="24"/>
+          <w:szCs w:val="24"/>
+        </w:rPr>
+        <w:t>getter</w:t>
+      </w:r>
+      <w:proofErr w:type="spellEnd"/>
+      <w:r>
+        <w:rPr>
+          <w:rFonts w:ascii="Arial" w:hAnsi="Arial" w:cs="Arial"/>
+          <w:b/>
+          <w:bCs/>
+          <w:sz w:val="24"/>
+          <w:szCs w:val="24"/>
+        </w:rPr>
+        <w:t>) de la clase auditada devuelve una colección sin copia defensiva?</w:t>
+      </w:r>
+    </w:p>
+    <w:p>
+      <w:pPr>
+        <w:spacing w:after="0" w:line="360" w:lineRule="auto"/>
+        <w:ind w:left="1440"/>
+        <w:jc w:val="both"/>
+        <w:rPr>
+          <w:rFonts w:ascii="Arial" w:hAnsi="Arial" w:cs="Arial"/>
+          <w:sz w:val="24"/>
+          <w:szCs w:val="24"/>
+        </w:rPr>
+      </w:pPr>
+      <w:r>
+        <w:rPr>
+          <w:rFonts w:ascii="Arial" w:hAnsi="Arial" w:cs="Arial"/>
+          <w:b/>
+          <w:bCs/>
+          <w:sz w:val="24"/>
+          <w:szCs w:val="24"/>
+        </w:rPr>
+        <w:t>Respuesta:</w:t>
+      </w:r>
+      <w:r>
+        <w:rPr>
+          <w:rFonts w:ascii="Arial" w:hAnsi="Arial" w:cs="Arial"/>
+          <w:sz w:val="24"/>
+          <w:szCs w:val="24"/>
+        </w:rPr>
+        <w:t xml:space="preserve"> Sí. En la primera versión de la clase Carrito, el método </w:t>
+      </w:r>
+      <w:proofErr w:type="spellStart"/>
+      <w:proofErr w:type="gramStart"/>
+      <w:r>
+        <w:rPr>
+          <w:rFonts w:ascii="Arial" w:hAnsi="Arial" w:cs="Arial"/>
+          <w:sz w:val="24"/>
+          <w:szCs w:val="24"/>
+        </w:rPr>
+        <w:t>getItems</w:t>
+      </w:r>
+      <w:proofErr w:type="spellEnd"/>
+      <w:r>
+        <w:rPr>
+          <w:rFonts w:ascii="Arial" w:hAnsi="Arial" w:cs="Arial"/>
+          <w:sz w:val="24"/>
+          <w:szCs w:val="24"/>
+        </w:rPr>
+        <w:t>(</w:t>
+      </w:r>
+      <w:proofErr w:type="gramEnd"/>
+      <w:r>
+        <w:rPr>
+          <w:rFonts w:ascii="Arial" w:hAnsi="Arial" w:cs="Arial"/>
+          <w:sz w:val="24"/>
+          <w:szCs w:val="24"/>
+        </w:rPr>
+        <w:t>) retornaba la referencia directa de la lista de ítems (</w:t>
+      </w:r>
+      <w:proofErr w:type="spellStart"/>
+      <w:r>
+        <w:rPr>
+          <w:rFonts w:ascii="Arial" w:hAnsi="Arial" w:cs="Arial"/>
+          <w:sz w:val="24"/>
+          <w:szCs w:val="24"/>
+        </w:rPr>
+        <w:t>return</w:t>
+      </w:r>
+      <w:proofErr w:type="spellEnd"/>
+      <w:r>
+        <w:rPr>
+          <w:rFonts w:ascii="Arial" w:hAnsi="Arial" w:cs="Arial"/>
+          <w:sz w:val="24"/>
+          <w:szCs w:val="24"/>
+        </w:rPr>
+        <w:t xml:space="preserve"> </w:t>
+      </w:r>
+      <w:proofErr w:type="spellStart"/>
+      <w:r>
+        <w:rPr>
+          <w:rFonts w:ascii="Arial" w:hAnsi="Arial" w:cs="Arial"/>
+          <w:sz w:val="24"/>
+          <w:szCs w:val="24"/>
+        </w:rPr>
+        <w:t>items</w:t>
+      </w:r>
+      <w:proofErr w:type="spellEnd"/>
+      <w:r>
+        <w:rPr>
+          <w:rFonts w:ascii="Arial" w:hAnsi="Arial" w:cs="Arial"/>
+          <w:sz w:val="24"/>
+          <w:szCs w:val="24"/>
+        </w:rPr>
+        <w:t xml:space="preserve">;). Esto permitía que un cliente externo pudiera vaciar o modificar la lista mediante </w:t>
+      </w:r>
+      <w:proofErr w:type="spellStart"/>
+      <w:proofErr w:type="gramStart"/>
+      <w:r>
+        <w:rPr>
+          <w:rFonts w:ascii="Arial" w:hAnsi="Arial" w:cs="Arial"/>
+          <w:sz w:val="24"/>
+          <w:szCs w:val="24"/>
+        </w:rPr>
+        <w:t>carrito.getItems</w:t>
+      </w:r>
+      <w:proofErr w:type="spellEnd"/>
+      <w:proofErr w:type="gramEnd"/>
+      <w:r>
+        <w:rPr>
+          <w:rFonts w:ascii="Arial" w:hAnsi="Arial" w:cs="Arial"/>
+          <w:sz w:val="24"/>
+          <w:szCs w:val="24"/>
+        </w:rPr>
+        <w:t>(</w:t>
+      </w:r>
+      <w:proofErr w:type="gramStart"/>
+      <w:r>
+        <w:rPr>
+          <w:rFonts w:ascii="Arial" w:hAnsi="Arial" w:cs="Arial"/>
+          <w:sz w:val="24"/>
+          <w:szCs w:val="24"/>
+        </w:rPr>
+        <w:t>).</w:t>
+      </w:r>
+      <w:proofErr w:type="spellStart"/>
+      <w:r>
+        <w:rPr>
+          <w:rFonts w:ascii="Arial" w:hAnsi="Arial" w:cs="Arial"/>
+          <w:sz w:val="24"/>
+          <w:szCs w:val="24"/>
+        </w:rPr>
+        <w:t>clear</w:t>
+      </w:r>
+      <w:proofErr w:type="spellEnd"/>
+      <w:proofErr w:type="gramEnd"/>
+      <w:r>
+        <w:rPr>
+          <w:rFonts w:ascii="Arial" w:hAnsi="Arial" w:cs="Arial"/>
+          <w:sz w:val="24"/>
+          <w:szCs w:val="24"/>
+        </w:rPr>
+        <w:t xml:space="preserve">(). Se corrigió aplicando una copia defensiva: </w:t>
+      </w:r>
+      <w:proofErr w:type="spellStart"/>
+      <w:r>
+        <w:rPr>
+          <w:rFonts w:ascii="Arial" w:hAnsi="Arial" w:cs="Arial"/>
+          <w:sz w:val="24"/>
+          <w:szCs w:val="24"/>
+        </w:rPr>
+        <w:t>return</w:t>
+      </w:r>
+      <w:proofErr w:type="spellEnd"/>
+      <w:r>
+        <w:rPr>
+          <w:rFonts w:ascii="Arial" w:hAnsi="Arial" w:cs="Arial"/>
+          <w:sz w:val="24"/>
+          <w:szCs w:val="24"/>
+        </w:rPr>
+        <w:t xml:space="preserve"> new </w:t>
+      </w:r>
+      <w:proofErr w:type="spellStart"/>
+      <w:r>
+        <w:rPr>
+          <w:rFonts w:ascii="Arial" w:hAnsi="Arial" w:cs="Arial"/>
+          <w:sz w:val="24"/>
+          <w:szCs w:val="24"/>
+        </w:rPr>
+        <w:t>ArrayList</w:t>
+      </w:r>
+      <w:proofErr w:type="spellEnd"/>
+      <w:r>
+        <w:rPr>
+          <w:rFonts w:ascii="Arial" w:hAnsi="Arial" w:cs="Arial"/>
+          <w:sz w:val="24"/>
+          <w:szCs w:val="24"/>
+        </w:rPr>
+        <w:t>&lt;</w:t>
+      </w:r>
+      <w:proofErr w:type="gramStart"/>
+      <w:r>
+        <w:rPr>
+          <w:rFonts w:ascii="Arial" w:hAnsi="Arial" w:cs="Arial"/>
+          <w:sz w:val="24"/>
+          <w:szCs w:val="24"/>
+        </w:rPr>
+        <w:t>&gt;(</w:t>
+      </w:r>
+      <w:proofErr w:type="spellStart"/>
+      <w:proofErr w:type="gramEnd"/>
+      <w:r>
+        <w:rPr>
+          <w:rFonts w:ascii="Arial" w:hAnsi="Arial" w:cs="Arial"/>
+          <w:sz w:val="24"/>
+          <w:szCs w:val="24"/>
+        </w:rPr>
+        <w:t>items</w:t>
+      </w:r>
+      <w:proofErr w:type="spellEnd"/>
+      <w:proofErr w:type="gramStart"/>
+      <w:r>
+        <w:rPr>
+          <w:rFonts w:ascii="Arial" w:hAnsi="Arial" w:cs="Arial"/>
+          <w:sz w:val="24"/>
+          <w:szCs w:val="24"/>
+        </w:rPr>
+        <w:t>);.</w:t>
+      </w:r>
+      <w:proofErr w:type="gramEnd"/>
+    </w:p>
+    <w:p>
+      <w:pPr>
+        <w:numPr>
+          <w:ilvl w:val="0"/>
+          <w:numId w:val="1"/>
+        </w:numPr>
+        <w:spacing w:after="0" w:line="360" w:lineRule="auto"/>
+        <w:jc w:val="both"/>
+        <w:rPr>
+          <w:rFonts w:ascii="Arial" w:hAnsi="Arial" w:cs="Arial"/>
+          <w:sz w:val="24"/>
+          <w:szCs w:val="24"/>
+        </w:rPr>
+      </w:pPr>
+      <w:r>
+        <w:rPr>
+          <w:rFonts w:ascii="Arial" w:hAnsi="Arial" w:cs="Arial"/>
+          <w:b/>
+          <w:bCs/>
+          <w:sz w:val="24"/>
+          <w:szCs w:val="24"/>
+        </w:rPr>
+        <w:t>¿Existe algún atributo que, por su naturaleza, nunca debería cambiar y que actualmente no está declarado como final?</w:t>
+      </w:r>
+    </w:p>
+    <w:p>
+      <w:pPr>
+        <w:spacing w:after="0" w:line="360" w:lineRule="auto"/>
+        <w:ind w:left="1440"/>
+        <w:jc w:val="both"/>
+        <w:rPr>
+          <w:rFonts w:ascii="Arial" w:hAnsi="Arial" w:cs="Arial"/>
+          <w:sz w:val="24"/>
+          <w:szCs w:val="24"/>
+        </w:rPr>
+      </w:pPr>
+      <w:r>
+        <w:rPr>
+          <w:rFonts w:ascii="Arial" w:hAnsi="Arial" w:cs="Arial"/>
+          <w:b/>
+          <w:bCs/>
+          <w:sz w:val="24"/>
+          <w:szCs w:val="24"/>
+        </w:rPr>
+        <w:t>Respuesta:</w:t>
+      </w:r>
+      <w:r>
+        <w:rPr>
+          <w:rFonts w:ascii="Arial" w:hAnsi="Arial" w:cs="Arial"/>
+          <w:sz w:val="24"/>
+          <w:szCs w:val="24"/>
+        </w:rPr>
+        <w:t xml:space="preserve"> Sí. El identificador del pedido (</w:t>
+      </w:r>
+      <w:proofErr w:type="spellStart"/>
+      <w:r>
+        <w:rPr>
+          <w:rFonts w:ascii="Arial" w:hAnsi="Arial" w:cs="Arial"/>
+          <w:sz w:val="24"/>
+          <w:szCs w:val="24"/>
+        </w:rPr>
+        <w:t>numero</w:t>
+      </w:r>
+      <w:proofErr w:type="spellEnd"/>
+      <w:r>
+        <w:rPr>
+          <w:rFonts w:ascii="Arial" w:hAnsi="Arial" w:cs="Arial"/>
+          <w:sz w:val="24"/>
+          <w:szCs w:val="24"/>
+        </w:rPr>
+        <w:t xml:space="preserve"> en Pedido) y la clave primaria/DUI en las entidades no cambian a lo largo del ciclo de vida del objeto. Se identificaron estos atributos y se les agregó el modificador final para garantizar la inmutabilidad de la identidad del objeto.</w:t>
+      </w:r>
+    </w:p>
+    <w:p>
+      <w:pPr>
+        <w:numPr>
+          <w:ilvl w:val="0"/>
+          <w:numId w:val="1"/>
+        </w:numPr>
+        <w:spacing w:after="0" w:line="360" w:lineRule="auto"/>
+        <w:jc w:val="both"/>
+        <w:rPr>
+          <w:rFonts w:ascii="Arial" w:hAnsi="Arial" w:cs="Arial"/>
+          <w:sz w:val="24"/>
+          <w:szCs w:val="24"/>
+        </w:rPr>
+      </w:pPr>
+      <w:r>
+        <w:rPr>
+          <w:rFonts w:ascii="Arial" w:hAnsi="Arial" w:cs="Arial"/>
+          <w:b/>
+          <w:bCs/>
+          <w:sz w:val="24"/>
+          <w:szCs w:val="24"/>
+        </w:rPr>
+        <w:t>¿Cuál de los hallazgos anteriores debe corregirse primero, y por qué razón?</w:t>
+      </w:r>
+    </w:p>
+    <w:p>
+      <w:pPr>
+        <w:spacing w:after="0" w:line="360" w:lineRule="auto"/>
+        <w:ind w:left="1440"/>
+        <w:jc w:val="both"/>
+        <w:rPr>
+          <w:rFonts w:ascii="Arial" w:hAnsi="Arial" w:cs="Arial"/>
+          <w:sz w:val="24"/>
+          <w:szCs w:val="24"/>
+        </w:rPr>
+      </w:pPr>
+      <w:r>
+        <w:rPr>
+          <w:rFonts w:ascii="Arial" w:hAnsi="Arial" w:cs="Arial"/>
+          <w:b/>
+          <w:bCs/>
+          <w:sz w:val="24"/>
+          <w:szCs w:val="24"/>
+        </w:rPr>
+        <w:t>Respuesta:</w:t>
+      </w:r>
+      <w:r>
+        <w:rPr>
+          <w:rFonts w:ascii="Arial" w:hAnsi="Arial" w:cs="Arial"/>
+          <w:sz w:val="24"/>
+          <w:szCs w:val="24"/>
+        </w:rPr>
+        <w:t xml:space="preserve"> La </w:t>
+      </w:r>
+      <w:r>
+        <w:rPr>
+          <w:rFonts w:ascii="Arial" w:hAnsi="Arial" w:cs="Arial"/>
+          <w:b/>
+          <w:bCs/>
+          <w:sz w:val="24"/>
+          <w:szCs w:val="24"/>
+        </w:rPr>
+        <w:t>falta de copia defensiva</w:t>
+      </w:r>
+      <w:r>
+        <w:rPr>
+          <w:rFonts w:ascii="Arial" w:hAnsi="Arial" w:cs="Arial"/>
+          <w:sz w:val="24"/>
+          <w:szCs w:val="24"/>
+        </w:rPr>
+        <w:t xml:space="preserve"> debe corregirse primero. Este hallazgo representa una vulnerabilidad directa de encapsulamiento (fuga de referencias) que permite modificar el estado interno del objeto sin pasar por sus métodos de validación ni por sus reglas de negocio.</w:t>
+      </w:r>
+    </w:p>
+    <w:p>
+      <w:pPr>
+        <w:spacing w:after="0" w:line="360" w:lineRule="auto"/>
+        <w:rPr>
+          <w:rFonts w:ascii="Arial" w:hAnsi="Arial" w:cs="Arial"/>
+          <w:sz w:val="24"/>
+          <w:szCs w:val="24"/>
+        </w:rPr>
+      </w:pPr>
+    </w:p>
+    <w:p>
+      <w:pPr>
+        <w:spacing w:after="0" w:line="360" w:lineRule="auto"/>
+        <w:rPr>
+          <w:rFonts w:ascii="Arial" w:hAnsi="Arial" w:cs="Arial"/>
+          <w:sz w:val="24"/>
+          <w:szCs w:val="24"/>
+        </w:rPr>
+      </w:pPr>
+    </w:p>
     <w:sectPr>
       <w:pgSz w:w="15840" w:h="12240" w:orient="landscape"/>
       <w:pgMar w:top="1701" w:right="1418" w:bottom="1701" w:left="1418" w:header="709" w:footer="709" w:gutter="0"/>
@@ -1644,7 +2153,128 @@
 </file>
 
 <file path=word/numbering.xml><?xml version="1.0" encoding="utf-8"?>
-<w:numbering xmlns:wpc="http://schemas.microsoft.com/office/word/2010/wordprocessingCanvas" xmlns:cx="http://schemas.microsoft.com/office/drawing/2014/chartex" xmlns:cx1="http://schemas.microsoft.com/office/drawing/2015/9/8/chartex" xmlns:cx2="http://schemas.microsoft.com/office/drawing/2015/10/21/chartex" xmlns:cx3="http://schemas.microsoft.com/office/drawing/2016/5/9/chartex" xmlns:cx4="http://schemas.microsoft.com/office/drawing/2016/5/10/chartex" xmlns:cx5="http://schemas.microsoft.com/office/drawing/2016/5/11/chartex" xmlns:cx6="http://schemas.microsoft.com/office/drawing/2016/5/12/chartex" xmlns:cx7="http://schemas.microsoft.com/office/drawing/2016/5/13/chartex" xmlns:cx8="http://schemas.microsoft.com/office/drawing/2016/5/14/chartex" xmlns:mc="http://schemas.openxmlformats.org/markup-compatibility/2006" xmlns:aink="http://schemas.microsoft.com/office/drawing/2016/ink" xmlns:am3d="http://schemas.microsoft.com/office/drawing/2017/model3d" xmlns:o="urn:schemas-microsoft-com:office:office" xmlns:oel="http://schemas.microsoft.com/office/2019/extlst" xmlns:r="http://schemas.openxmlformats.org/officeDocument/2006/relationships" xmlns:m="http://schemas.openxmlformats.org/officeDocument/2006/math" xmlns:v="urn:schemas-microsoft-com:vml" xmlns:wp14="http://schemas.microsoft.com/office/word/2010/wordprocessingDrawing" xmlns:wp="http://schemas.openxmlformats.org/drawingml/2006/wordprocessingDrawing" xmlns:w10="urn:schemas-microsoft-com:office:word" xmlns:w="http://schemas.openxmlformats.org/wordprocessingml/2006/main" xmlns:w14="http://schemas.microsoft.com/office/word/2010/wordml" xmlns:w15="http://schemas.microsoft.com/office/word/2012/wordml" xmlns:w16cex="http://schemas.microsoft.com/office/word/2018/wordml/cex" xmlns:w16cid="http://schemas.microsoft.com/office/word/2016/wordml/cid" xmlns:w16="http://schemas.microsoft.com/office/word/2018/wordml" xmlns:w16du="http://schemas.microsoft.com/office/word/2023/wordml/word16du" xmlns:w16sdtdh="http://schemas.microsoft.com/office/word/2020/wordml/sdtdatahash" xmlns:w16sdtfl="http://schemas.microsoft.com/office/word/2024/wordml/sdtformatlock" xmlns:w16se="http://schemas.microsoft.com/office/word/2015/wordml/symex" xmlns:wpg="http://schemas.microsoft.com/office/word/2010/wordprocessingGroup" xmlns:wpi="http://schemas.microsoft.com/office/word/2010/wordprocessingInk" xmlns:wne="http://schemas.microsoft.com/office/word/2006/wordml" xmlns:wps="http://schemas.microsoft.com/office/word/2010/wordprocessingShape" mc:Ignorable="w14 w15 w16se w16cid w16 w16cex w16sdtdh w16sdtfl w16du wp14"/>
+<w:numbering xmlns:wpc="http://schemas.microsoft.com/office/word/2010/wordprocessingCanvas" xmlns:cx="http://schemas.microsoft.com/office/drawing/2014/chartex" xmlns:cx1="http://schemas.microsoft.com/office/drawing/2015/9/8/chartex" xmlns:cx2="http://schemas.microsoft.com/office/drawing/2015/10/21/chartex" xmlns:cx3="http://schemas.microsoft.com/office/drawing/2016/5/9/chartex" xmlns:cx4="http://schemas.microsoft.com/office/drawing/2016/5/10/chartex" xmlns:cx5="http://schemas.microsoft.com/office/drawing/2016/5/11/chartex" xmlns:cx6="http://schemas.microsoft.com/office/drawing/2016/5/12/chartex" xmlns:cx7="http://schemas.microsoft.com/office/drawing/2016/5/13/chartex" xmlns:cx8="http://schemas.microsoft.com/office/drawing/2016/5/14/chartex" xmlns:mc="http://schemas.openxmlformats.org/markup-compatibility/2006" xmlns:aink="http://schemas.microsoft.com/office/drawing/2016/ink" xmlns:am3d="http://schemas.microsoft.com/office/drawing/2017/model3d" xmlns:o="urn:schemas-microsoft-com:office:office" xmlns:oel="http://schemas.microsoft.com/office/2019/extlst" xmlns:r="http://schemas.openxmlformats.org/officeDocument/2006/relationships" xmlns:m="http://schemas.openxmlformats.org/officeDocument/2006/math" xmlns:v="urn:schemas-microsoft-com:vml" xmlns:wp14="http://schemas.microsoft.com/office/word/2010/wordprocessingDrawing" xmlns:wp="http://schemas.openxmlformats.org/drawingml/2006/wordprocessingDrawing" xmlns:w10="urn:schemas-microsoft-com:office:word" xmlns:w="http://schemas.openxmlformats.org/wordprocessingml/2006/main" xmlns:w14="http://schemas.microsoft.com/office/word/2010/wordml" xmlns:w15="http://schemas.microsoft.com/office/word/2012/wordml" xmlns:w16cex="http://schemas.microsoft.com/office/word/2018/wordml/cex" xmlns:w16cid="http://schemas.microsoft.com/office/word/2016/wordml/cid" xmlns:w16="http://schemas.microsoft.com/office/word/2018/wordml" xmlns:w16du="http://schemas.microsoft.com/office/word/2023/wordml/word16du" xmlns:w16sdtdh="http://schemas.microsoft.com/office/word/2020/wordml/sdtdatahash" xmlns:w16sdtfl="http://schemas.microsoft.com/office/word/2024/wordml/sdtformatlock" xmlns:w16se="http://schemas.microsoft.com/office/word/2015/wordml/symex" xmlns:wpg="http://schemas.microsoft.com/office/word/2010/wordprocessingGroup" xmlns:wpi="http://schemas.microsoft.com/office/word/2010/wordprocessingInk" xmlns:wne="http://schemas.microsoft.com/office/word/2006/wordml" xmlns:wps="http://schemas.microsoft.com/office/word/2010/wordprocessingShape" mc:Ignorable="w14 w15 w16se w16cid w16 w16cex w16sdtdh w16sdtfl w16du wp14">
+  <w:abstractNum w:abstractNumId="0" w15:restartNumberingAfterBreak="0">
+    <w:nsid w:val="37C13621"/>
+    <w:multiLevelType w:val="multilevel"/>
+    <w:tmpl w:val="A530CEDE"/>
+    <w:lvl w:ilvl="0">
+      <w:start w:val="1"/>
+      <w:numFmt w:val="decimal"/>
+      <w:lvlText w:val="%1."/>
+      <w:lvlJc w:val="left"/>
+      <w:pPr>
+        <w:tabs>
+          <w:tab w:val="num" w:pos="720"/>
+        </w:tabs>
+        <w:ind w:left="720" w:hanging="360"/>
+      </w:pPr>
+    </w:lvl>
+    <w:lvl w:ilvl="1">
+      <w:start w:val="1"/>
+      <w:numFmt w:val="bullet"/>
+      <w:lvlText w:val="o"/>
+      <w:lvlJc w:val="left"/>
+      <w:pPr>
+        <w:tabs>
+          <w:tab w:val="num" w:pos="1440"/>
+        </w:tabs>
+        <w:ind w:left="1440" w:hanging="360"/>
+      </w:pPr>
+      <w:rPr>
+        <w:rFonts w:ascii="Courier New" w:hAnsi="Courier New" w:hint="default"/>
+        <w:sz w:val="20"/>
+      </w:rPr>
+    </w:lvl>
+    <w:lvl w:ilvl="2" w:tentative="1">
+      <w:start w:val="1"/>
+      <w:numFmt w:val="decimal"/>
+      <w:lvlText w:val="%3."/>
+      <w:lvlJc w:val="left"/>
+      <w:pPr>
+        <w:tabs>
+          <w:tab w:val="num" w:pos="2160"/>
+        </w:tabs>
+        <w:ind w:left="2160" w:hanging="360"/>
+      </w:pPr>
+    </w:lvl>
+    <w:lvl w:ilvl="3" w:tentative="1">
+      <w:start w:val="1"/>
+      <w:numFmt w:val="decimal"/>
+      <w:lvlText w:val="%4."/>
+      <w:lvlJc w:val="left"/>
+      <w:pPr>
+        <w:tabs>
+          <w:tab w:val="num" w:pos="2880"/>
+        </w:tabs>
+        <w:ind w:left="2880" w:hanging="360"/>
+      </w:pPr>
+    </w:lvl>
+    <w:lvl w:ilvl="4" w:tentative="1">
+      <w:start w:val="1"/>
+      <w:numFmt w:val="decimal"/>
+      <w:lvlText w:val="%5."/>
+      <w:lvlJc w:val="left"/>
+      <w:pPr>
+        <w:tabs>
+          <w:tab w:val="num" w:pos="3600"/>
+        </w:tabs>
+        <w:ind w:left="3600" w:hanging="360"/>
+      </w:pPr>
+    </w:lvl>
+    <w:lvl w:ilvl="5" w:tentative="1">
+      <w:start w:val="1"/>
+      <w:numFmt w:val="decimal"/>
+      <w:lvlText w:val="%6."/>
+      <w:lvlJc w:val="left"/>
+      <w:pPr>
+        <w:tabs>
+          <w:tab w:val="num" w:pos="4320"/>
+        </w:tabs>
+        <w:ind w:left="4320" w:hanging="360"/>
+      </w:pPr>
+    </w:lvl>
+    <w:lvl w:ilvl="6" w:tentative="1">
+      <w:start w:val="1"/>
+      <w:numFmt w:val="decimal"/>
+      <w:lvlText w:val="%7."/>
+      <w:lvlJc w:val="left"/>
+      <w:pPr>
+        <w:tabs>
+          <w:tab w:val="num" w:pos="5040"/>
+        </w:tabs>
+        <w:ind w:left="5040" w:hanging="360"/>
+      </w:pPr>
+    </w:lvl>
+    <w:lvl w:ilvl="7" w:tentative="1">
+      <w:start w:val="1"/>
+      <w:numFmt w:val="decimal"/>
+      <w:lvlText w:val="%8."/>
+      <w:lvlJc w:val="left"/>
+      <w:pPr>
+        <w:tabs>
+          <w:tab w:val="num" w:pos="5760"/>
+        </w:tabs>
+        <w:ind w:left="5760" w:hanging="360"/>
+      </w:pPr>
+    </w:lvl>
+    <w:lvl w:ilvl="8" w:tentative="1">
+      <w:start w:val="1"/>
+      <w:numFmt w:val="decimal"/>
+      <w:lvlText w:val="%9."/>
+      <w:lvlJc w:val="left"/>
+      <w:pPr>
+        <w:tabs>
+          <w:tab w:val="num" w:pos="6480"/>
+        </w:tabs>
+        <w:ind w:left="6480" w:hanging="360"/>
+      </w:pPr>
+    </w:lvl>
+  </w:abstractNum>
+  <w:num w:numId="1" w16cid:durableId="1496217092">
+    <w:abstractNumId w:val="0"/>
+  </w:num>
+</w:numbering>
 </file>
 
 <file path=word/styles.xml><?xml version="1.0" encoding="utf-8"?>
@@ -2251,7 +2881,6 @@
   <w:style w:type="character" w:default="1" w:styleId="Fuentedeprrafopredeter">
     <w:name w:val="Default Paragraph Font"/>
     <w:uiPriority w:val="1"/>
-    <w:semiHidden/>
     <w:unhideWhenUsed/>
   </w:style>
   <w:style w:type="table" w:default="1" w:styleId="Tablanormal">
